--- a/assets/downloads/teacher/rcf-english-daily-weekly-notes-templates.docx
+++ b/assets/downloads/teacher/rcf-english-daily-weekly-notes-templates.docx
@@ -1227,20 +1227,20 @@
               <w:pStyle w:val="TableText"/>
             </w:pPr>
             <w:r>
-              <w:t xml:space="preserve">Unit and topic from your Pupil's Book</w:t>
-            </w:r>
-          </w:p>
-        </w:tc>
-        <w:tc>
-          <w:tcPr>
-            <w:tcW w:w="4799" w:type="dxa"/>
-          </w:tcPr>
-          <w:p>
-            <w:pPr>
-              <w:pStyle w:val="TableText"/>
-            </w:pPr>
-            <w:r>
-              <w:t xml:space="preserve">Pupils read a short text aloud and answered oral questions.</w:t>
+              <w:t xml:space="preserve">Unit 1, My family and friends: Lessons 1 and 2</w:t>
+            </w:r>
+          </w:p>
+        </w:tc>
+        <w:tc>
+          <w:tcPr>
+            <w:tcW w:w="4799" w:type="dxa"/>
+          </w:tcPr>
+          <w:p>
+            <w:pPr>
+              <w:pStyle w:val="TableText"/>
+            </w:pPr>
+            <w:r>
+              <w:t xml:space="preserve">Greeting people and saying where you live. Mingle: pupils greet five friends and ask What's your name? Where do you live?, then tell the class about one friend.</w:t>
             </w:r>
           </w:p>
         </w:tc>
@@ -1253,7 +1253,7 @@
               <w:pStyle w:val="TableText"/>
             </w:pPr>
             <w:r>
-              <w:t xml:space="preserve">Group reading went well; revise new words next lesson.</w:t>
+              <w:t xml:space="preserve">Most pupils achieved the outcome; note the names of those who need support.</w:t>
             </w:r>
           </w:p>
         </w:tc>
